--- a/assets/pdf/Zillig_CV_Website_Jul_2020.docx
+++ b/assets/pdf/Zillig_CV_Website_Jul_2020.docx
@@ -1844,10 +1844,9 @@
         <w:spacing w:after="0" w:line="240" w:lineRule="auto"/>
         <w:rPr>
           <w:rFonts w:ascii="Times New Roman" w:hAnsi="Times New Roman" w:cs="Times New Roman"/>
-          <w:b/>
-          <w:bCs/>
-          <w:color w:val="000000"/>
-          <w:sz w:val="26"/>
+          <w:bCs/>
+          <w:color w:val="000000"/>
+          <w:sz w:val="20"/>
           <w:szCs w:val="26"/>
         </w:rPr>
       </w:pPr>
@@ -2676,7 +2675,45 @@
           <w:szCs w:val="26"/>
         </w:rPr>
       </w:pPr>
-      <w:r>
+    </w:p>
+    <w:p>
+      <w:pPr>
+        <w:spacing w:after="0" w:line="240" w:lineRule="auto"/>
+        <w:rPr>
+          <w:rFonts w:ascii="Times New Roman" w:hAnsi="Times New Roman"/>
+          <w:b/>
+          <w:bCs/>
+          <w:color w:val="000000"/>
+          <w:sz w:val="26"/>
+          <w:szCs w:val="26"/>
+        </w:rPr>
+      </w:pPr>
+      <w:r>
+        <w:rPr>
+          <w:rFonts w:ascii="Times New Roman" w:hAnsi="Times New Roman"/>
+          <w:b/>
+          <w:bCs/>
+          <w:color w:val="000000"/>
+          <w:sz w:val="26"/>
+          <w:szCs w:val="26"/>
+        </w:rPr>
+        <w:t>SCIENTIFIC</w:t>
+      </w:r>
+      <w:r>
+        <w:rPr>
+          <w:rFonts w:ascii="Times New Roman" w:hAnsi="Times New Roman"/>
+          <w:b/>
+          <w:bCs/>
+          <w:color w:val="000000"/>
+          <w:sz w:val="26"/>
+          <w:szCs w:val="26"/>
+        </w:rPr>
+        <w:t xml:space="preserve"> PRESENTATIONS</w:t>
+      </w:r>
+    </w:p>
+    <w:p>
+      <w:pPr>
+        <w:spacing w:after="0" w:line="240" w:lineRule="auto"/>
         <w:rPr>
           <w:rFonts w:ascii="Times New Roman" w:hAnsi="Times New Roman" w:cs="Times New Roman"/>
           <w:bCs/>
@@ -2684,67 +2721,6 @@
           <w:sz w:val="20"/>
           <w:szCs w:val="26"/>
         </w:rPr>
-        <w:t>* Undergraduate Author</w:t>
-      </w:r>
-    </w:p>
-    <w:p>
-      <w:pPr>
-        <w:spacing w:after="0" w:line="240" w:lineRule="auto"/>
-        <w:rPr>
-          <w:rFonts w:ascii="Times New Roman" w:hAnsi="Times New Roman" w:cs="Times New Roman"/>
-          <w:bCs/>
-          <w:color w:val="000000"/>
-          <w:sz w:val="20"/>
-          <w:szCs w:val="26"/>
-        </w:rPr>
-      </w:pPr>
-    </w:p>
-    <w:p>
-      <w:pPr>
-        <w:spacing w:after="0" w:line="240" w:lineRule="auto"/>
-        <w:rPr>
-          <w:rFonts w:ascii="Times New Roman" w:hAnsi="Times New Roman"/>
-          <w:b/>
-          <w:bCs/>
-          <w:color w:val="000000"/>
-          <w:sz w:val="26"/>
-          <w:szCs w:val="26"/>
-        </w:rPr>
-      </w:pPr>
-      <w:r>
-        <w:rPr>
-          <w:rFonts w:ascii="Times New Roman" w:hAnsi="Times New Roman"/>
-          <w:b/>
-          <w:bCs/>
-          <w:color w:val="000000"/>
-          <w:sz w:val="26"/>
-          <w:szCs w:val="26"/>
-        </w:rPr>
-        <w:t>SCIENTIFIC</w:t>
-      </w:r>
-      <w:r>
-        <w:rPr>
-          <w:rFonts w:ascii="Times New Roman" w:hAnsi="Times New Roman"/>
-          <w:b/>
-          <w:bCs/>
-          <w:color w:val="000000"/>
-          <w:sz w:val="26"/>
-          <w:szCs w:val="26"/>
-        </w:rPr>
-        <w:t xml:space="preserve"> PRESENTATIONS</w:t>
-      </w:r>
-    </w:p>
-    <w:p>
-      <w:pPr>
-        <w:spacing w:after="0" w:line="240" w:lineRule="auto"/>
-        <w:rPr>
-          <w:rFonts w:ascii="Times New Roman" w:hAnsi="Times New Roman"/>
-          <w:b/>
-          <w:bCs/>
-          <w:color w:val="000000"/>
-          <w:sz w:val="26"/>
-          <w:szCs w:val="26"/>
-        </w:rPr>
       </w:pPr>
     </w:p>
     <w:p>
@@ -2790,15 +2766,7 @@
           <w:bCs/>
           <w:color w:val="000000"/>
         </w:rPr>
-        <w:t xml:space="preserve">, </w:t>
-      </w:r>
-      <w:r>
-        <w:rPr>
-          <w:rFonts w:ascii="Times New Roman" w:hAnsi="Times New Roman"/>
-          <w:bCs/>
-          <w:color w:val="000000"/>
-        </w:rPr>
-        <w:t>D.E., and Fangue, N.A. 2020</w:t>
+        <w:t>, D.E., and Fangue, N.A. 2020</w:t>
       </w:r>
       <w:r>
         <w:rPr>
@@ -2830,31 +2798,7 @@
           <w:bCs/>
           <w:color w:val="000000"/>
         </w:rPr>
-        <w:t>Ecological Society of America</w:t>
-      </w:r>
-      <w:r>
-        <w:rPr>
-          <w:rFonts w:ascii="Times New Roman" w:hAnsi="Times New Roman"/>
-          <w:bCs/>
-          <w:color w:val="000000"/>
-        </w:rPr>
-        <w:t xml:space="preserve">. </w:t>
-      </w:r>
-      <w:r>
-        <w:rPr>
-          <w:rFonts w:ascii="Times New Roman" w:hAnsi="Times New Roman"/>
-          <w:bCs/>
-          <w:color w:val="000000"/>
-        </w:rPr>
-        <w:t>Virtual Conference</w:t>
-      </w:r>
-      <w:r>
-        <w:rPr>
-          <w:rFonts w:ascii="Times New Roman" w:hAnsi="Times New Roman"/>
-          <w:bCs/>
-          <w:color w:val="000000"/>
-        </w:rPr>
-        <w:t>.</w:t>
+        <w:t>Ecological Society of America. Virtual Conference.</w:t>
       </w:r>
     </w:p>
     <w:p>
@@ -2993,6 +2937,7 @@
           <w:bCs/>
           <w:color w:val="000000"/>
         </w:rPr>
+        <w:lastRenderedPageBreak/>
         <w:t>Zillig, K.W.</w:t>
       </w:r>
       <w:r>
@@ -3411,12 +3356,10 @@
         <w:ind w:left="360" w:hanging="360"/>
         <w:rPr>
           <w:rFonts w:ascii="Times New Roman" w:hAnsi="Times New Roman" w:cs="Times New Roman"/>
-          <w:b/>
           <w:color w:val="222222"/>
           <w:shd w:val="clear" w:color="auto" w:fill="FFFFFF"/>
         </w:rPr>
       </w:pPr>
-      <w:bookmarkStart w:id="3" w:name="_GoBack"/>
       <w:r>
         <w:rPr>
           <w:rFonts w:ascii="Times New Roman" w:hAnsi="Times New Roman" w:cs="Times New Roman"/>
@@ -3535,64 +3478,174 @@
     </w:p>
     <w:p>
       <w:pPr>
+        <w:spacing w:after="0"/>
+        <w:ind w:left="360" w:hanging="360"/>
+        <w:rPr>
+          <w:rFonts w:ascii="Times New Roman" w:hAnsi="Times New Roman" w:cs="Times New Roman"/>
+        </w:rPr>
+      </w:pPr>
+      <w:r>
+        <w:rPr>
+          <w:rFonts w:ascii="Times New Roman" w:hAnsi="Times New Roman" w:cs="Times New Roman"/>
+        </w:rPr>
+        <w:t>Bell, H.</w:t>
+      </w:r>
+      <w:r>
+        <w:rPr>
+          <w:rFonts w:ascii="Times New Roman" w:hAnsi="Times New Roman" w:cs="Times New Roman"/>
+        </w:rPr>
+        <w:t>*</w:t>
+      </w:r>
+      <w:r>
+        <w:rPr>
+          <w:rFonts w:ascii="Times New Roman" w:hAnsi="Times New Roman" w:cs="Times New Roman"/>
+        </w:rPr>
+        <w:t>, </w:t>
+      </w:r>
+      <w:r>
+        <w:rPr>
+          <w:rFonts w:ascii="Times New Roman" w:hAnsi="Times New Roman" w:cs="Times New Roman"/>
+          <w:b/>
+        </w:rPr>
+        <w:t>Zillig</w:t>
+      </w:r>
+      <w:r>
+        <w:rPr>
+          <w:rFonts w:ascii="Times New Roman" w:hAnsi="Times New Roman" w:cs="Times New Roman"/>
+          <w:b/>
+        </w:rPr>
+        <w:t xml:space="preserve"> </w:t>
+      </w:r>
+      <w:r>
+        <w:rPr>
+          <w:rFonts w:ascii="Times New Roman" w:hAnsi="Times New Roman" w:cs="Times New Roman"/>
+          <w:b/>
+        </w:rPr>
+        <w:t>K.W.</w:t>
+      </w:r>
+      <w:r>
+        <w:rPr>
+          <w:rFonts w:ascii="Times New Roman" w:hAnsi="Times New Roman" w:cs="Times New Roman"/>
+        </w:rPr>
+        <w:t xml:space="preserve">, </w:t>
+      </w:r>
+      <w:proofErr w:type="spellStart"/>
+      <w:r>
+        <w:rPr>
+          <w:rFonts w:ascii="Times New Roman" w:hAnsi="Times New Roman" w:cs="Times New Roman"/>
+        </w:rPr>
+        <w:t>Cocherell</w:t>
+      </w:r>
+      <w:proofErr w:type="spellEnd"/>
+      <w:r>
+        <w:rPr>
+          <w:rFonts w:ascii="Times New Roman" w:hAnsi="Times New Roman" w:cs="Times New Roman"/>
+        </w:rPr>
+        <w:t xml:space="preserve"> </w:t>
+      </w:r>
+      <w:r>
+        <w:rPr>
+          <w:rFonts w:ascii="Times New Roman" w:hAnsi="Times New Roman" w:cs="Times New Roman"/>
+        </w:rPr>
+        <w:t>D.E., Steel</w:t>
+      </w:r>
+      <w:r>
+        <w:rPr>
+          <w:rFonts w:ascii="Times New Roman" w:hAnsi="Times New Roman" w:cs="Times New Roman"/>
+        </w:rPr>
+        <w:t xml:space="preserve"> </w:t>
+      </w:r>
+      <w:r>
+        <w:rPr>
+          <w:rFonts w:ascii="Times New Roman" w:hAnsi="Times New Roman" w:cs="Times New Roman"/>
+        </w:rPr>
+        <w:t>A.E., Todgham A.E., Fangue N.A. How ​does prior thermal experience affect subsequent thermal tolerance in Chinook salmon?” ​American Fisheries Society/The Wildlife Society Joint Conference, Reno,</w:t>
+      </w:r>
+      <w:r>
+        <w:rPr>
+          <w:rFonts w:ascii="Times New Roman" w:hAnsi="Times New Roman" w:cs="Times New Roman"/>
+        </w:rPr>
+        <w:t xml:space="preserve"> Nevada</w:t>
+      </w:r>
+      <w:r>
+        <w:rPr>
+          <w:rFonts w:ascii="Times New Roman" w:hAnsi="Times New Roman" w:cs="Times New Roman"/>
+        </w:rPr>
+        <w:t>. </w:t>
+      </w:r>
+    </w:p>
+    <w:p>
+      <w:pPr>
+        <w:spacing w:after="0"/>
+        <w:ind w:left="360" w:hanging="360"/>
+        <w:rPr>
+          <w:rFonts w:ascii="Times New Roman" w:hAnsi="Times New Roman" w:cs="Times New Roman"/>
+        </w:rPr>
+      </w:pPr>
+    </w:p>
+    <w:p>
+      <w:pPr>
         <w:spacing w:line="240" w:lineRule="auto"/>
         <w:ind w:left="360" w:hanging="360"/>
         <w:rPr>
           <w:rFonts w:ascii="Times New Roman" w:hAnsi="Times New Roman" w:cs="Times New Roman"/>
-        </w:rPr>
-      </w:pPr>
-      <w:r>
-        <w:rPr>
-          <w:rFonts w:ascii="Times New Roman" w:hAnsi="Times New Roman" w:cs="Times New Roman"/>
-          <w:b/>
           <w:color w:val="222222"/>
           <w:shd w:val="clear" w:color="auto" w:fill="FFFFFF"/>
         </w:rPr>
-        <w:t>Zillig, K.W.,</w:t>
-      </w:r>
-      <w:r>
-        <w:rPr>
-          <w:rFonts w:ascii="Times New Roman" w:hAnsi="Times New Roman" w:cs="Times New Roman"/>
+      </w:pPr>
+      <w:r>
+        <w:rPr>
+          <w:rFonts w:ascii="Times New Roman" w:hAnsi="Times New Roman" w:cs="Times New Roman"/>
+          <w:b/>
           <w:color w:val="222222"/>
           <w:shd w:val="clear" w:color="auto" w:fill="FFFFFF"/>
         </w:rPr>
-        <w:t xml:space="preserve"> Todgham, A. E., Baird S.E., Nguyen T.X., </w:t>
-      </w:r>
-      <w:proofErr w:type="spellStart"/>
+        <w:t>Zillig, K.W.,</w:t>
+      </w:r>
       <w:r>
         <w:rPr>
           <w:rFonts w:ascii="Times New Roman" w:hAnsi="Times New Roman" w:cs="Times New Roman"/>
           <w:color w:val="222222"/>
           <w:shd w:val="clear" w:color="auto" w:fill="FFFFFF"/>
         </w:rPr>
-        <w:t>Cocherell</w:t>
-      </w:r>
-      <w:proofErr w:type="spellEnd"/>
+        <w:t xml:space="preserve"> Todgham, A. E., Baird S.E., Nguyen T.X., </w:t>
+      </w:r>
+      <w:proofErr w:type="spellStart"/>
       <w:r>
         <w:rPr>
           <w:rFonts w:ascii="Times New Roman" w:hAnsi="Times New Roman" w:cs="Times New Roman"/>
           <w:color w:val="222222"/>
           <w:shd w:val="clear" w:color="auto" w:fill="FFFFFF"/>
         </w:rPr>
-        <w:t xml:space="preserve"> D.E., and </w:t>
-      </w:r>
-      <w:r>
-        <w:rPr>
-          <w:rStyle w:val="il"/>
+        <w:t>Cocherell</w:t>
+      </w:r>
+      <w:proofErr w:type="spellEnd"/>
+      <w:r>
+        <w:rPr>
           <w:rFonts w:ascii="Times New Roman" w:hAnsi="Times New Roman" w:cs="Times New Roman"/>
           <w:color w:val="222222"/>
           <w:shd w:val="clear" w:color="auto" w:fill="FFFFFF"/>
         </w:rPr>
-        <w:t>N.A.</w:t>
-      </w:r>
-      <w:r>
-        <w:rPr>
+        <w:t xml:space="preserve"> D.E., and </w:t>
+      </w:r>
+      <w:r>
+        <w:rPr>
+          <w:rStyle w:val="il"/>
           <w:rFonts w:ascii="Times New Roman" w:hAnsi="Times New Roman" w:cs="Times New Roman"/>
           <w:color w:val="222222"/>
           <w:shd w:val="clear" w:color="auto" w:fill="FFFFFF"/>
         </w:rPr>
+        <w:t>N.A.</w:t>
+      </w:r>
+      <w:r>
+        <w:rPr>
+          <w:rFonts w:ascii="Times New Roman" w:hAnsi="Times New Roman" w:cs="Times New Roman"/>
+          <w:color w:val="222222"/>
+          <w:shd w:val="clear" w:color="auto" w:fill="FFFFFF"/>
+        </w:rPr>
         <w:t xml:space="preserve"> Fangue. 2018. The effect of feed restriction and acclimation temperature on aerobic metabolism in green sturgeon, </w:t>
       </w:r>
+      <w:proofErr w:type="spellStart"/>
       <w:r>
         <w:rPr>
           <w:rFonts w:ascii="Times New Roman" w:hAnsi="Times New Roman" w:cs="Times New Roman"/>
@@ -3600,17 +3653,180 @@
           <w:color w:val="222222"/>
           <w:shd w:val="clear" w:color="auto" w:fill="FFFFFF"/>
         </w:rPr>
-        <w:t>Acipenser medirostris</w:t>
-      </w:r>
-      <w:r>
-        <w:rPr>
-          <w:rFonts w:ascii="Times New Roman" w:hAnsi="Times New Roman" w:cs="Times New Roman"/>
+        <w:t>Acipenser</w:t>
+      </w:r>
+      <w:proofErr w:type="spellEnd"/>
+      <w:r>
+        <w:rPr>
+          <w:rFonts w:ascii="Times New Roman" w:hAnsi="Times New Roman" w:cs="Times New Roman"/>
+          <w:i/>
           <w:color w:val="222222"/>
           <w:shd w:val="clear" w:color="auto" w:fill="FFFFFF"/>
         </w:rPr>
+        <w:t xml:space="preserve"> </w:t>
+      </w:r>
+      <w:proofErr w:type="spellStart"/>
+      <w:r>
+        <w:rPr>
+          <w:rFonts w:ascii="Times New Roman" w:hAnsi="Times New Roman" w:cs="Times New Roman"/>
+          <w:i/>
+          <w:color w:val="222222"/>
+          <w:shd w:val="clear" w:color="auto" w:fill="FFFFFF"/>
+        </w:rPr>
+        <w:t>medirostris</w:t>
+      </w:r>
+      <w:proofErr w:type="spellEnd"/>
+      <w:r>
+        <w:rPr>
+          <w:rFonts w:ascii="Times New Roman" w:hAnsi="Times New Roman" w:cs="Times New Roman"/>
+          <w:color w:val="222222"/>
+          <w:shd w:val="clear" w:color="auto" w:fill="FFFFFF"/>
+        </w:rPr>
         <w:t>. Bay-Delta Conference. Sacramento, California.  </w:t>
       </w:r>
+    </w:p>
+    <w:p>
+      <w:pPr>
+        <w:spacing w:after="0"/>
+        <w:ind w:left="360" w:hanging="360"/>
+        <w:rPr>
+          <w:rFonts w:ascii="Times New Roman" w:hAnsi="Times New Roman" w:cs="Times New Roman"/>
+        </w:rPr>
+      </w:pPr>
+      <w:r>
+        <w:rPr>
+          <w:rFonts w:ascii="Times New Roman" w:hAnsi="Times New Roman" w:cs="Times New Roman"/>
+        </w:rPr>
+        <w:t>Bell, H.</w:t>
+      </w:r>
+      <w:r>
+        <w:rPr>
+          <w:rFonts w:ascii="Times New Roman" w:hAnsi="Times New Roman" w:cs="Times New Roman"/>
+        </w:rPr>
+        <w:t>*</w:t>
+      </w:r>
+      <w:r>
+        <w:rPr>
+          <w:rFonts w:ascii="Times New Roman" w:hAnsi="Times New Roman" w:cs="Times New Roman"/>
+        </w:rPr>
+        <w:t>, </w:t>
+      </w:r>
+      <w:r>
+        <w:rPr>
+          <w:rFonts w:ascii="Times New Roman" w:hAnsi="Times New Roman" w:cs="Times New Roman"/>
+          <w:b/>
+        </w:rPr>
+        <w:t>Zillig</w:t>
+      </w:r>
+      <w:r>
+        <w:rPr>
+          <w:rFonts w:ascii="Times New Roman" w:hAnsi="Times New Roman" w:cs="Times New Roman"/>
+          <w:b/>
+        </w:rPr>
+        <w:t xml:space="preserve"> </w:t>
+      </w:r>
+      <w:r>
+        <w:rPr>
+          <w:rFonts w:ascii="Times New Roman" w:hAnsi="Times New Roman" w:cs="Times New Roman"/>
+          <w:b/>
+        </w:rPr>
+        <w:t>K.W.</w:t>
+      </w:r>
+      <w:r>
+        <w:rPr>
+          <w:rFonts w:ascii="Times New Roman" w:hAnsi="Times New Roman" w:cs="Times New Roman"/>
+        </w:rPr>
+        <w:t xml:space="preserve">, </w:t>
+      </w:r>
+      <w:proofErr w:type="spellStart"/>
+      <w:r>
+        <w:rPr>
+          <w:rFonts w:ascii="Times New Roman" w:hAnsi="Times New Roman" w:cs="Times New Roman"/>
+        </w:rPr>
+        <w:t>Cocherell</w:t>
+      </w:r>
+      <w:proofErr w:type="spellEnd"/>
+      <w:r>
+        <w:rPr>
+          <w:rFonts w:ascii="Times New Roman" w:hAnsi="Times New Roman" w:cs="Times New Roman"/>
+        </w:rPr>
+        <w:t xml:space="preserve"> </w:t>
+      </w:r>
+      <w:r>
+        <w:rPr>
+          <w:rFonts w:ascii="Times New Roman" w:hAnsi="Times New Roman" w:cs="Times New Roman"/>
+        </w:rPr>
+        <w:t>D.E., Steel</w:t>
+      </w:r>
+      <w:r>
+        <w:rPr>
+          <w:rFonts w:ascii="Times New Roman" w:hAnsi="Times New Roman" w:cs="Times New Roman"/>
+        </w:rPr>
+        <w:t xml:space="preserve"> </w:t>
+      </w:r>
+      <w:r>
+        <w:rPr>
+          <w:rFonts w:ascii="Times New Roman" w:hAnsi="Times New Roman" w:cs="Times New Roman"/>
+        </w:rPr>
+        <w:t>A.E., Todgham A.E., Fangue N.A. “Thermal ​acclimation and heat hardening’s effect on thermal tolerance in Chinook salmon ​populations from California and Oregon.” Salmonid Restoration Federation, Santa Rosa,</w:t>
+      </w:r>
+      <w:r>
+        <w:rPr>
+          <w:rFonts w:ascii="Times New Roman" w:hAnsi="Times New Roman" w:cs="Times New Roman"/>
+        </w:rPr>
+        <w:t xml:space="preserve"> California.</w:t>
+      </w:r>
+    </w:p>
+    <w:p>
+      <w:pPr>
+        <w:spacing w:after="0"/>
+        <w:ind w:left="360" w:hanging="360"/>
+        <w:rPr>
+          <w:rFonts w:ascii="Times New Roman" w:hAnsi="Times New Roman" w:cs="Times New Roman"/>
+        </w:rPr>
+      </w:pPr>
+    </w:p>
+    <w:p>
+      <w:pPr>
+        <w:spacing w:after="0" w:line="240" w:lineRule="auto"/>
+        <w:rPr>
+          <w:rFonts w:ascii="Times New Roman" w:hAnsi="Times New Roman" w:cs="Times New Roman"/>
+          <w:bCs/>
+          <w:color w:val="000000"/>
+          <w:sz w:val="20"/>
+          <w:szCs w:val="26"/>
+        </w:rPr>
+      </w:pPr>
+      <w:r>
+        <w:rPr>
+          <w:rFonts w:ascii="Times New Roman" w:hAnsi="Times New Roman" w:cs="Times New Roman"/>
+          <w:bCs/>
+          <w:color w:val="000000"/>
+          <w:sz w:val="20"/>
+          <w:szCs w:val="26"/>
+        </w:rPr>
+        <w:t>* Undergraduate Author</w:t>
+      </w:r>
+    </w:p>
+    <w:p>
+      <w:pPr>
+        <w:spacing w:after="0"/>
+        <w:ind w:left="360" w:hanging="360"/>
+        <w:rPr>
+          <w:rFonts w:ascii="Times New Roman" w:hAnsi="Times New Roman" w:cs="Times New Roman"/>
+        </w:rPr>
+      </w:pPr>
+      <w:bookmarkStart w:id="3" w:name="_GoBack"/>
       <w:bookmarkEnd w:id="3"/>
+    </w:p>
+    <w:p>
+      <w:pPr>
+        <w:spacing w:line="240" w:lineRule="auto"/>
+        <w:ind w:left="360" w:hanging="360"/>
+        <w:rPr>
+          <w:rFonts w:ascii="Times New Roman" w:hAnsi="Times New Roman" w:cs="Times New Roman"/>
+        </w:rPr>
+      </w:pPr>
     </w:p>
     <w:sectPr>
       <w:pgSz w:w="12240" w:h="15840"/>
@@ -5355,6 +5571,7 @@
   <w:style w:type="character" w:default="1" w:styleId="DefaultParagraphFont">
     <w:name w:val="Default Paragraph Font"/>
     <w:uiPriority w:val="1"/>
+    <w:semiHidden/>
     <w:unhideWhenUsed/>
   </w:style>
   <w:style w:type="table" w:default="1" w:styleId="TableNormal">
